--- a/outreach_sample_output.docx
+++ b/outreach_sample_output.docx
@@ -20,7 +20,7 @@
           <w:color w:val="5B6B73"/>
           <w:sz w:val="20"/>
         </w:rPr>
-        <w:t>This is what Claude actually returns when the prompt in sample_prompt.txt is run — three companies, First outreach, Email channel, Direct/concise tone, all in a single real generated prompt (Message Goal, Channel, and Tone are global settings that apply to the whole batch, not per company — this is why every company here shares the same goal and channel; a Follow-up or Thank-you example would be a separate run with its own generated prompt).</w:t>
+        <w:t>This is what Claude actually returns when the prompt in outreach_sample_prompt.txt is run — three companies, First outreach, Email channel, Direct/concise tone, all in a single real generated prompt (Message Goal, Channel, and Tone are global settings that apply to the whole batch, not per company — this is why every company here shares the same goal and channel; a Follow-up or Thank-you example would be a separate run with its own generated prompt).</w:t>
       </w:r>
     </w:p>
     <w:p>
